--- a/kyozai/math2-kimatsu/第2回_授業プリント.docx
+++ b/kyozai/math2-kimatsu/第2回_授業プリント.docx
@@ -1566,7 +1566,7 @@
             <w:r>
               <w:drawing>
                 <wp:inline distT="0" distB="0" distL="0" distR="0">
-                  <wp:extent cx="1666875" cy="1295400"/>
+                  <wp:extent cx="2019300" cy="1657350"/>
                   <wp:effectExtent t="0" r="0" b="0" l="0"/>
                   <wp:docPr id="1" name="" descr="" title=""/>
                   <wp:cNvGraphicFramePr>
@@ -1591,7 +1591,7 @@
                         <pic:spPr bwMode="auto">
                           <a:xfrm>
                             <a:off x="0" y="0"/>
-                            <a:ext cx="1666875" cy="1295400"/>
+                            <a:ext cx="2019300" cy="1657350"/>
                           </a:xfrm>
                           <a:prstGeom prst="rect">
                             <a:avLst/>
@@ -2867,7 +2867,7 @@
             <w:r>
               <w:drawing>
                 <wp:inline distT="0" distB="0" distL="0" distR="0">
-                  <wp:extent cx="1524000" cy="1104900"/>
+                  <wp:extent cx="1952625" cy="1533525"/>
                   <wp:effectExtent t="0" r="0" b="0" l="0"/>
                   <wp:docPr id="1" name="" descr="" title=""/>
                   <wp:cNvGraphicFramePr>
@@ -2892,7 +2892,7 @@
                         <pic:spPr bwMode="auto">
                           <a:xfrm>
                             <a:off x="0" y="0"/>
-                            <a:ext cx="1524000" cy="1104900"/>
+                            <a:ext cx="1952625" cy="1533525"/>
                           </a:xfrm>
                           <a:prstGeom prst="rect">
                             <a:avLst/>
